--- a/Compliance/policy-template.docx
+++ b/Compliance/policy-template.docx
@@ -142,9 +142,8 @@
             <w:tcW w:type="dxa" w:w="4320"/>
           </w:tcPr>
           <w:p>
-            <w:r/>
             <w:r>
-              <w:t>Draft</w:t>
+              <w:t>Template — not subject to approval</w:t>
             </w:r>
           </w:p>
         </w:tc>
